--- a/tests/org.obeonetwork.m2doc.tests/resources/linkServices/asBookmarkRefNoBookmark/asBookmarkRefNoBookmark-expected-generation.docx
+++ b/tests/org.obeonetwork.m2doc.tests/resources/linkServices/asBookmarkRefNoBookmark/asBookmarkRefNoBookmark-expected-generation.docx
@@ -36,23 +36,23 @@
         <w:t>dangling reference for bookmark Art1</w:t>
       </w:r>
       <w:r/>
-      <w:r w:rsidR="035B2D2529374B478830D1B20EC182D4">
+      <w:r w:rsidR="18A3E4AF5FFE4818967B906D39AE22F5">
         <w:fldChar w:fldCharType="begin"/>
       </w:r>
-      <w:r w:rsidR="035B2D2529374B478830D1B20EC182D4">
+      <w:r w:rsidR="18A3E4AF5FFE4818967B906D39AE22F5">
         <w:instrText xml:space="preserve"> REF Art1 \h </w:instrText>
       </w:r>
-      <w:r w:rsidR="035B2D2529374B478830D1B20EC182D4">
+      <w:r w:rsidR="18A3E4AF5FFE4818967B906D39AE22F5">
         <w:fldChar w:fldCharType="separate"/>
       </w:r>
-      <w:r w:rsidR="035B2D2529374B478830D1B20EC182D4">
+      <w:r w:rsidR="18A3E4AF5FFE4818967B906D39AE22F5">
         <w:rPr>
           <w:noProof/>
           <w:b w:val="on"/>
         </w:rPr>
         <w:t>Artifact1</w:t>
       </w:r>
-      <w:r w:rsidR="035B2D2529374B478830D1B20EC182D4">
+      <w:r w:rsidR="18A3E4AF5FFE4818967B906D39AE22F5">
         <w:fldChar w:fldCharType="end"/>
       </w:r>
     </w:p>

--- a/tests/org.obeonetwork.m2doc.tests/resources/linkServices/asBookmarkRefNoBookmark/asBookmarkRefNoBookmark-expected-generation.docx
+++ b/tests/org.obeonetwork.m2doc.tests/resources/linkServices/asBookmarkRefNoBookmark/asBookmarkRefNoBookmark-expected-generation.docx
@@ -36,23 +36,23 @@
         <w:t>dangling reference for bookmark Art1</w:t>
       </w:r>
       <w:r/>
-      <w:r w:rsidR="035B2D2529374B478830D1B20EC182D4">
+      <w:r w:rsidR="635137B91F94BD85748B589B5B8B83E5">
         <w:fldChar w:fldCharType="begin"/>
       </w:r>
-      <w:r w:rsidR="035B2D2529374B478830D1B20EC182D4">
+      <w:r w:rsidR="635137B91F94BD85748B589B5B8B83E5">
         <w:instrText xml:space="preserve"> REF Art1 \h </w:instrText>
       </w:r>
-      <w:r w:rsidR="035B2D2529374B478830D1B20EC182D4">
+      <w:r w:rsidR="635137B91F94BD85748B589B5B8B83E5">
         <w:fldChar w:fldCharType="separate"/>
       </w:r>
-      <w:r w:rsidR="035B2D2529374B478830D1B20EC182D4">
+      <w:r w:rsidR="635137B91F94BD85748B589B5B8B83E5">
         <w:rPr>
           <w:noProof/>
           <w:b w:val="on"/>
         </w:rPr>
         <w:t>Artifact1</w:t>
       </w:r>
-      <w:r w:rsidR="035B2D2529374B478830D1B20EC182D4">
+      <w:r w:rsidR="635137B91F94BD85748B589B5B8B83E5">
         <w:fldChar w:fldCharType="end"/>
       </w:r>
     </w:p>
